--- a/AI Use Declaration Form.docx
+++ b/AI Use Declaration Form.docx
@@ -1321,6 +1321,41 @@
                 <w:rFonts w:ascii="Times New Roman" w:hAnsi="Times New Roman" w:cs="Times New Roman"/>
               </w:rPr>
             </w:pPr>
+            <w:r>
+              <w:rPr>
+                <w:rFonts w:ascii="Times New Roman" w:hAnsi="Times New Roman" w:cs="Times New Roman"/>
+              </w:rPr>
+              <w:t xml:space="preserve">why is </w:t>
+            </w:r>
+            <w:proofErr w:type="spellStart"/>
+            <w:r>
+              <w:rPr>
+                <w:rFonts w:ascii="Times New Roman" w:hAnsi="Times New Roman" w:cs="Times New Roman"/>
+              </w:rPr>
+              <w:t>bestfirstsearch</w:t>
+            </w:r>
+            <w:proofErr w:type="spellEnd"/>
+            <w:r>
+              <w:rPr>
+                <w:rFonts w:ascii="Times New Roman" w:hAnsi="Times New Roman" w:cs="Times New Roman"/>
+              </w:rPr>
+              <w:t xml:space="preserve"> the one creating the four </w:t>
+            </w:r>
+            <w:proofErr w:type="spellStart"/>
+            <w:r>
+              <w:rPr>
+                <w:rFonts w:ascii="Times New Roman" w:hAnsi="Times New Roman" w:cs="Times New Roman"/>
+              </w:rPr>
+              <w:t>algoirhtms</w:t>
+            </w:r>
+            <w:proofErr w:type="spellEnd"/>
+          </w:p>
+          <w:p>
+            <w:pPr>
+              <w:rPr>
+                <w:rFonts w:ascii="Times New Roman" w:hAnsi="Times New Roman" w:cs="Times New Roman"/>
+              </w:rPr>
+            </w:pPr>
           </w:p>
         </w:tc>
         <w:tc>
@@ -1992,6 +2027,7 @@
               <w:rPr>
                 <w:rFonts w:ascii="Times New Roman" w:hAnsi="Times New Roman" w:cs="Times New Roman"/>
               </w:rPr>
+              <w:lastRenderedPageBreak/>
               <w:t>Any use of AI tools has been clearly declared in this form.</w:t>
             </w:r>
           </w:p>
@@ -2025,7 +2061,6 @@
               <w:rPr>
                 <w:rFonts w:ascii="Times New Roman" w:hAnsi="Times New Roman" w:cs="Times New Roman"/>
               </w:rPr>
-              <w:lastRenderedPageBreak/>
               <w:t>The prompts, instructions, and AI-generated outputs have been disclosed where applicable.</w:t>
             </w:r>
           </w:p>
